--- a/resume/job-applications/faculty/lafayette-college-assistant-professor-ece/04_Lafayette_Professional_References_Template.docx
+++ b/resume/job-applications/faculty/lafayette-college-assistant-professor-ece/04_Lafayette_Professional_References_Template.docx
@@ -12,7 +12,7 @@
     </w:p>
     <w:p>
       <w:pPr>
-        <w:pStyle w:val="LafayetteNote"/>
+        <w:pStyle w:val="ApplicationNote"/>
       </w:pPr>
       <w:r>
         <w:t>Assistant Professor of Electrical &amp; Computer Engineering  |  Lafayette College</w:t>
@@ -20,7 +20,7 @@
     </w:p>
     <w:p>
       <w:pPr>
-        <w:pStyle w:val="LafayetteNote"/>
+        <w:pStyle w:val="ApplicationNote"/>
       </w:pPr>
       <w:r>
         <w:t>Complete the three reference entries below using confirmed contact information before uploading. Lafayette requests names and contact details with the initial application; three confidential recommendation letters are requested from candidates invited to interview.</w:t>
@@ -571,7 +571,7 @@
     </w:p>
     <w:p>
       <w:pPr>
-        <w:pStyle w:val="LafayetteNote"/>
+        <w:pStyle w:val="ApplicationNote"/>
       </w:pPr>
       <w:r>
         <w:t>Before submission: request permission from all three references, check the preferred email addresses, and ensure their institutional affiliations and titles are current. Do not upload the sheet with bracketed fields.</w:t>
@@ -1042,11 +1042,11 @@
       <w:outlineLvl w:val="1"/>
     </w:pPr>
     <w:rPr>
-      <w:rFonts w:asciiTheme="majorHAnsi" w:eastAsiaTheme="majorEastAsia" w:hAnsiTheme="majorHAnsi" w:cstheme="majorBidi"/>
+      <w:rFonts w:asciiTheme="majorHAnsi" w:eastAsiaTheme="majorEastAsia" w:hAnsiTheme="majorHAnsi" w:cstheme="majorBidi" w:ascii="Aptos" w:hAnsi="Aptos"/>
       <w:b/>
       <w:bCs/>
-      <w:color w:val="4F81BD" w:themeColor="accent1"/>
-      <w:sz w:val="26"/>
+      <w:color w:val="2F4E65"/>
+      <w:sz w:val="20"/>
       <w:szCs w:val="26"/>
     </w:rPr>
   </w:style>
@@ -12643,8 +12643,8 @@
       </w:tcPr>
     </w:tblStylePr>
   </w:style>
-  <w:style w:type="paragraph" w:customStyle="1" w:styleId="LafayetteNote">
-    <w:name w:val="Lafayette Note"/>
+  <w:style w:type="paragraph" w:customStyle="1" w:styleId="ApplicationNote">
+    <w:name w:val="Application Note"/>
     <w:basedOn w:val="Normal"/>
     <w:pPr>
       <w:keepNext/>
